--- a/assets/resume.docx
+++ b/assets/resume.docx
@@ -111,37 +111,40 @@
           <w:t>Link</w:t>
         </w:r>
       </w:hyperlink>
+      <w:r>
+        <w:t xml:space="preserve"> </w:t>
+      </w:r>
       <w:hyperlink r:id="rId8">
         <w:r>
           <w:t>|</w:t>
         </w:r>
         <w:r>
-          <w:rPr>
-            <w:u w:val="single"/>
-          </w:rPr>
           <w:t xml:space="preserve"> </w:t>
         </w:r>
-        <w:proofErr w:type="spellStart"/>
         <w:r>
           <w:rPr>
             <w:u w:val="single"/>
           </w:rPr>
-          <w:t>Github</w:t>
-        </w:r>
-        <w:proofErr w:type="spellEnd"/>
-        <w:r>
-          <w:rPr>
-            <w:spacing w:val="12"/>
-            <w:u w:val="single"/>
-          </w:rPr>
-          <w:t xml:space="preserve"> </w:t>
+          <w:t>GitHub</w:t>
         </w:r>
         <w:r>
           <w:rPr>
             <w:spacing w:val="-4"/>
             <w:u w:val="single"/>
           </w:rPr>
-          <w:t>Link</w:t>
+          <w:t xml:space="preserve"> Link</w:t>
+        </w:r>
+      </w:hyperlink>
+      <w:r>
+        <w:t xml:space="preserve"> | </w:t>
+      </w:r>
+      <w:hyperlink r:id="rId9" w:history="1">
+        <w:r>
+          <w:rPr>
+            <w:rStyle w:val="Hyperlink"/>
+            <w:color w:val="000000" w:themeColor="text1"/>
+          </w:rPr>
+          <w:t>Portfolio</w:t>
         </w:r>
       </w:hyperlink>
     </w:p>
@@ -975,7 +978,7 @@
         </w:rPr>
         <w:t>|</w:t>
       </w:r>
-      <w:hyperlink r:id="rId9" w:history="1">
+      <w:hyperlink r:id="rId10" w:history="1">
         <w:r>
           <w:rPr>
             <w:rStyle w:val="Hyperlink"/>
@@ -1189,7 +1192,7 @@
         </w:rPr>
         <w:t xml:space="preserve">| </w:t>
       </w:r>
-      <w:hyperlink r:id="rId10" w:history="1">
+      <w:hyperlink r:id="rId11" w:history="1">
         <w:r>
           <w:rPr>
             <w:rStyle w:val="Hyperlink"/>
@@ -1236,7 +1239,31 @@
           <w:sz w:val="18"/>
           <w:szCs w:val="18"/>
         </w:rPr>
-        <w:t xml:space="preserve">Built an end-to-end anomaly detection pipeline on 2 years of NSE stock data engineering 9 financial features (RSI, Bollinger Bands, volume ratio); deployed dual models — Isolation Forest (2.01% anomaly rate) and LSTM Autoencoder — achieving temporal pattern detection across 448 trading sessions with an interactive </w:t>
+        <w:t>Built an end-to-end anomaly detection pipeline on 2 years of NSE stock data</w:t>
+      </w:r>
+      <w:r>
+        <w:rPr>
+          <w:rFonts w:ascii="Times New Roman" w:eastAsia="Times New Roman" w:hAnsi="Times New Roman" w:cs="Times New Roman"/>
+          <w:b w:val="0"/>
+          <w:bCs w:val="0"/>
+          <w:i w:val="0"/>
+          <w:iCs w:val="0"/>
+          <w:sz w:val="18"/>
+          <w:szCs w:val="18"/>
+        </w:rPr>
+        <w:t>,</w:t>
+      </w:r>
+      <w:r>
+        <w:rPr>
+          <w:rFonts w:ascii="Times New Roman" w:eastAsia="Times New Roman" w:hAnsi="Times New Roman" w:cs="Times New Roman"/>
+          <w:b w:val="0"/>
+          <w:bCs w:val="0"/>
+          <w:i w:val="0"/>
+          <w:iCs w:val="0"/>
+          <w:sz w:val="18"/>
+          <w:szCs w:val="18"/>
+        </w:rPr>
+        <w:t xml:space="preserve"> engineering 9 financial features (RSI, Bollinger Bands, volume ratio); deployed dual models — Isolation Forest (2.01% anomaly rate) and LSTM Autoencoder — achieving temporal pattern detection across 448 trading sessions with an interactive </w:t>
       </w:r>
       <w:proofErr w:type="spellStart"/>
       <w:r>
@@ -1386,177 +1413,6 @@
           <w:i w:val="0"/>
           <w:iCs w:val="0"/>
           <w:spacing w:val="-2"/>
-          <w:sz w:val="18"/>
-          <w:szCs w:val="18"/>
-        </w:rPr>
-        <w:t>|</w:t>
-      </w:r>
-      <w:hyperlink r:id="rId11" w:history="1">
-        <w:r>
-          <w:rPr>
-            <w:rStyle w:val="Hyperlink"/>
-            <w:i w:val="0"/>
-            <w:iCs w:val="0"/>
-            <w:color w:val="auto"/>
-            <w:spacing w:val="-2"/>
-            <w:sz w:val="18"/>
-            <w:szCs w:val="18"/>
-          </w:rPr>
-          <w:t>LINK</w:t>
-        </w:r>
-      </w:hyperlink>
-    </w:p>
-    <w:p>
-      <w:pPr>
-        <w:pStyle w:val="Heading1"/>
-        <w:numPr>
-          <w:ilvl w:val="0"/>
-          <w:numId w:val="8"/>
-        </w:numPr>
-        <w:tabs>
-          <w:tab w:val="clear" w:pos="720"/>
-          <w:tab w:val="num" w:pos="284"/>
-        </w:tabs>
-        <w:spacing w:before="46"/>
-        <w:ind w:left="284" w:hanging="142"/>
-        <w:rPr>
-          <w:rFonts w:ascii="Times New Roman" w:eastAsia="Times New Roman" w:hAnsi="Times New Roman" w:cs="Times New Roman"/>
-          <w:b w:val="0"/>
-          <w:bCs w:val="0"/>
-          <w:i w:val="0"/>
-          <w:iCs w:val="0"/>
-          <w:sz w:val="18"/>
-          <w:szCs w:val="18"/>
-        </w:rPr>
-      </w:pPr>
-      <w:r>
-        <w:rPr>
-          <w:rFonts w:ascii="Times New Roman" w:eastAsia="Times New Roman" w:hAnsi="Times New Roman" w:cs="Times New Roman"/>
-          <w:b w:val="0"/>
-          <w:bCs w:val="0"/>
-          <w:i w:val="0"/>
-          <w:iCs w:val="0"/>
-          <w:sz w:val="18"/>
-          <w:szCs w:val="18"/>
-        </w:rPr>
-        <w:t>Built an end-to-end Customer Lifetime Value (CLV) engine using BG/NBD and Gamma-Gamma probabilistic models on 1M+ retail transactions, forecasting 12-month CLV for 4,000+ customers with churn-risk scoring and value-based segmentation.</w:t>
-      </w:r>
-    </w:p>
-    <w:p>
-      <w:pPr>
-        <w:pStyle w:val="Heading1"/>
-        <w:numPr>
-          <w:ilvl w:val="0"/>
-          <w:numId w:val="8"/>
-        </w:numPr>
-        <w:tabs>
-          <w:tab w:val="clear" w:pos="720"/>
-          <w:tab w:val="num" w:pos="284"/>
-        </w:tabs>
-        <w:spacing w:before="46"/>
-        <w:ind w:left="284" w:hanging="142"/>
-        <w:rPr>
-          <w:rFonts w:ascii="Times New Roman" w:eastAsia="Times New Roman" w:hAnsi="Times New Roman" w:cs="Times New Roman"/>
-          <w:b w:val="0"/>
-          <w:bCs w:val="0"/>
-          <w:i w:val="0"/>
-          <w:iCs w:val="0"/>
-          <w:sz w:val="18"/>
-          <w:szCs w:val="18"/>
-        </w:rPr>
-      </w:pPr>
-      <w:r>
-        <w:rPr>
-          <w:rFonts w:ascii="Times New Roman" w:eastAsia="Times New Roman" w:hAnsi="Times New Roman" w:cs="Times New Roman"/>
-          <w:b w:val="0"/>
-          <w:bCs w:val="0"/>
-          <w:i w:val="0"/>
-          <w:iCs w:val="0"/>
-          <w:sz w:val="18"/>
-          <w:szCs w:val="18"/>
-        </w:rPr>
-        <w:t xml:space="preserve">Developed an interactive </w:t>
-      </w:r>
-      <w:proofErr w:type="spellStart"/>
-      <w:r>
-        <w:rPr>
-          <w:rFonts w:ascii="Times New Roman" w:eastAsia="Times New Roman" w:hAnsi="Times New Roman" w:cs="Times New Roman"/>
-          <w:b w:val="0"/>
-          <w:bCs w:val="0"/>
-          <w:i w:val="0"/>
-          <w:iCs w:val="0"/>
-          <w:sz w:val="18"/>
-          <w:szCs w:val="18"/>
-        </w:rPr>
-        <w:t>Streamlit</w:t>
-      </w:r>
-      <w:proofErr w:type="spellEnd"/>
-      <w:r>
-        <w:rPr>
-          <w:rFonts w:ascii="Times New Roman" w:eastAsia="Times New Roman" w:hAnsi="Times New Roman" w:cs="Times New Roman"/>
-          <w:b w:val="0"/>
-          <w:bCs w:val="0"/>
-          <w:i w:val="0"/>
-          <w:iCs w:val="0"/>
-          <w:sz w:val="18"/>
-          <w:szCs w:val="18"/>
-        </w:rPr>
-        <w:t xml:space="preserve"> retention analytics platform with a campaign ROI simulator and Power BI dashboard, enabling data-driven targeting of high-value at-risk customers through probabilistic purchase and survival modeling.</w:t>
-      </w:r>
-    </w:p>
-    <w:p>
-      <w:pPr>
-        <w:pStyle w:val="Heading1"/>
-        <w:tabs>
-          <w:tab w:val="num" w:pos="284"/>
-        </w:tabs>
-        <w:spacing w:before="46"/>
-        <w:ind w:left="284"/>
-        <w:rPr>
-          <w:rFonts w:ascii="Times New Roman" w:eastAsia="Times New Roman" w:hAnsi="Times New Roman" w:cs="Times New Roman"/>
-          <w:b w:val="0"/>
-          <w:bCs w:val="0"/>
-          <w:i w:val="0"/>
-          <w:iCs w:val="0"/>
-          <w:sz w:val="18"/>
-          <w:szCs w:val="18"/>
-        </w:rPr>
-      </w:pPr>
-    </w:p>
-    <w:p>
-      <w:pPr>
-        <w:pStyle w:val="Heading1"/>
-        <w:spacing w:before="19"/>
-        <w:ind w:left="720" w:hanging="512"/>
-        <w:rPr>
-          <w:i w:val="0"/>
-          <w:iCs w:val="0"/>
-          <w:sz w:val="18"/>
-          <w:szCs w:val="18"/>
-        </w:rPr>
-      </w:pPr>
-      <w:proofErr w:type="spellStart"/>
-      <w:r>
-        <w:rPr>
-          <w:sz w:val="18"/>
-          <w:szCs w:val="18"/>
-        </w:rPr>
-        <w:t>Docwise</w:t>
-      </w:r>
-      <w:proofErr w:type="spellEnd"/>
-      <w:r>
-        <w:rPr>
-          <w:spacing w:val="-5"/>
-          <w:sz w:val="18"/>
-          <w:szCs w:val="18"/>
-        </w:rPr>
-        <w:t xml:space="preserve"> </w:t>
-      </w:r>
-      <w:r>
-        <w:rPr>
-          <w:i w:val="0"/>
-          <w:iCs w:val="0"/>
-          <w:spacing w:val="-5"/>
           <w:sz w:val="18"/>
           <w:szCs w:val="18"/>
         </w:rPr>
@@ -1610,33 +1466,7 @@
           <w:sz w:val="18"/>
           <w:szCs w:val="18"/>
         </w:rPr>
-        <w:t xml:space="preserve">Engineered </w:t>
-      </w:r>
-      <w:proofErr w:type="spellStart"/>
-      <w:r>
-        <w:rPr>
-          <w:rFonts w:ascii="Times New Roman" w:eastAsia="Times New Roman" w:hAnsi="Times New Roman" w:cs="Times New Roman"/>
-          <w:b w:val="0"/>
-          <w:bCs w:val="0"/>
-          <w:i w:val="0"/>
-          <w:iCs w:val="0"/>
-          <w:sz w:val="18"/>
-          <w:szCs w:val="18"/>
-        </w:rPr>
-        <w:t>Docwise’s</w:t>
-      </w:r>
-      <w:proofErr w:type="spellEnd"/>
-      <w:r>
-        <w:rPr>
-          <w:rFonts w:ascii="Times New Roman" w:eastAsia="Times New Roman" w:hAnsi="Times New Roman" w:cs="Times New Roman"/>
-          <w:b w:val="0"/>
-          <w:bCs w:val="0"/>
-          <w:i w:val="0"/>
-          <w:iCs w:val="0"/>
-          <w:sz w:val="18"/>
-          <w:szCs w:val="18"/>
-        </w:rPr>
-        <w:t xml:space="preserve"> AI-powered PDF Q&amp;A system using Google Gemini, enabling high-accuracy (95%+) document querying and reducing manual search time by 40%.</w:t>
+        <w:t>Built an end-to-end Customer Lifetime Value (CLV) engine using BG/NBD and Gamma-Gamma probabilistic models on 1M+ retail transactions, forecasting 12-month CLV for 4,000+ customers with churn-risk scoring and value-based segmentation.</w:t>
       </w:r>
     </w:p>
     <w:p>
@@ -1672,7 +1502,254 @@
           <w:sz w:val="18"/>
           <w:szCs w:val="18"/>
         </w:rPr>
-        <w:t>Implemented TF-IDF vectorization, chunking, and real-time processing pipelines for PDFs exceeding 200+ pages, improving system scalability and responsiveness.</w:t>
+        <w:t xml:space="preserve">Developed an interactive </w:t>
+      </w:r>
+      <w:proofErr w:type="spellStart"/>
+      <w:r>
+        <w:rPr>
+          <w:rFonts w:ascii="Times New Roman" w:eastAsia="Times New Roman" w:hAnsi="Times New Roman" w:cs="Times New Roman"/>
+          <w:b w:val="0"/>
+          <w:bCs w:val="0"/>
+          <w:i w:val="0"/>
+          <w:iCs w:val="0"/>
+          <w:sz w:val="18"/>
+          <w:szCs w:val="18"/>
+        </w:rPr>
+        <w:t>Streamlit</w:t>
+      </w:r>
+      <w:proofErr w:type="spellEnd"/>
+      <w:r>
+        <w:rPr>
+          <w:rFonts w:ascii="Times New Roman" w:eastAsia="Times New Roman" w:hAnsi="Times New Roman" w:cs="Times New Roman"/>
+          <w:b w:val="0"/>
+          <w:bCs w:val="0"/>
+          <w:i w:val="0"/>
+          <w:iCs w:val="0"/>
+          <w:sz w:val="18"/>
+          <w:szCs w:val="18"/>
+        </w:rPr>
+        <w:t xml:space="preserve"> retention analytics platform with a campaign ROI simulator and Power BI dashboard, enabling data-driven targeting of high-value at-risk customers through probabilistic purchase and survival </w:t>
+      </w:r>
+      <w:r>
+        <w:rPr>
+          <w:rFonts w:ascii="Times New Roman" w:eastAsia="Times New Roman" w:hAnsi="Times New Roman" w:cs="Times New Roman"/>
+          <w:b w:val="0"/>
+          <w:bCs w:val="0"/>
+          <w:i w:val="0"/>
+          <w:iCs w:val="0"/>
+          <w:sz w:val="18"/>
+          <w:szCs w:val="18"/>
+        </w:rPr>
+        <w:t>modelling</w:t>
+      </w:r>
+      <w:r>
+        <w:rPr>
+          <w:rFonts w:ascii="Times New Roman" w:eastAsia="Times New Roman" w:hAnsi="Times New Roman" w:cs="Times New Roman"/>
+          <w:b w:val="0"/>
+          <w:bCs w:val="0"/>
+          <w:i w:val="0"/>
+          <w:iCs w:val="0"/>
+          <w:sz w:val="18"/>
+          <w:szCs w:val="18"/>
+        </w:rPr>
+        <w:t>.</w:t>
+      </w:r>
+    </w:p>
+    <w:p>
+      <w:pPr>
+        <w:pStyle w:val="Heading1"/>
+        <w:tabs>
+          <w:tab w:val="num" w:pos="284"/>
+        </w:tabs>
+        <w:spacing w:before="46"/>
+        <w:ind w:left="284"/>
+        <w:rPr>
+          <w:rFonts w:ascii="Times New Roman" w:eastAsia="Times New Roman" w:hAnsi="Times New Roman" w:cs="Times New Roman"/>
+          <w:b w:val="0"/>
+          <w:bCs w:val="0"/>
+          <w:i w:val="0"/>
+          <w:iCs w:val="0"/>
+          <w:sz w:val="18"/>
+          <w:szCs w:val="18"/>
+        </w:rPr>
+      </w:pPr>
+    </w:p>
+    <w:p>
+      <w:pPr>
+        <w:pStyle w:val="Heading1"/>
+        <w:spacing w:before="19"/>
+        <w:ind w:left="720" w:hanging="512"/>
+        <w:rPr>
+          <w:i w:val="0"/>
+          <w:iCs w:val="0"/>
+          <w:sz w:val="18"/>
+          <w:szCs w:val="18"/>
+        </w:rPr>
+      </w:pPr>
+      <w:proofErr w:type="spellStart"/>
+      <w:r>
+        <w:rPr>
+          <w:sz w:val="18"/>
+          <w:szCs w:val="18"/>
+        </w:rPr>
+        <w:t>Docwise</w:t>
+      </w:r>
+      <w:proofErr w:type="spellEnd"/>
+      <w:r>
+        <w:rPr>
+          <w:spacing w:val="-5"/>
+          <w:sz w:val="18"/>
+          <w:szCs w:val="18"/>
+        </w:rPr>
+        <w:t xml:space="preserve"> </w:t>
+      </w:r>
+      <w:r>
+        <w:rPr>
+          <w:i w:val="0"/>
+          <w:iCs w:val="0"/>
+          <w:spacing w:val="-5"/>
+          <w:sz w:val="18"/>
+          <w:szCs w:val="18"/>
+        </w:rPr>
+        <w:t>|</w:t>
+      </w:r>
+      <w:hyperlink r:id="rId13" w:history="1">
+        <w:r>
+          <w:rPr>
+            <w:rStyle w:val="Hyperlink"/>
+            <w:i w:val="0"/>
+            <w:iCs w:val="0"/>
+            <w:color w:val="auto"/>
+            <w:spacing w:val="-2"/>
+            <w:sz w:val="18"/>
+            <w:szCs w:val="18"/>
+          </w:rPr>
+          <w:t>LINK</w:t>
+        </w:r>
+      </w:hyperlink>
+    </w:p>
+    <w:p>
+      <w:pPr>
+        <w:pStyle w:val="Heading1"/>
+        <w:numPr>
+          <w:ilvl w:val="0"/>
+          <w:numId w:val="8"/>
+        </w:numPr>
+        <w:tabs>
+          <w:tab w:val="clear" w:pos="720"/>
+          <w:tab w:val="num" w:pos="284"/>
+        </w:tabs>
+        <w:spacing w:before="46"/>
+        <w:ind w:left="284" w:hanging="142"/>
+        <w:rPr>
+          <w:rFonts w:ascii="Times New Roman" w:eastAsia="Times New Roman" w:hAnsi="Times New Roman" w:cs="Times New Roman"/>
+          <w:b w:val="0"/>
+          <w:bCs w:val="0"/>
+          <w:i w:val="0"/>
+          <w:iCs w:val="0"/>
+          <w:sz w:val="18"/>
+          <w:szCs w:val="18"/>
+        </w:rPr>
+      </w:pPr>
+      <w:r>
+        <w:rPr>
+          <w:rFonts w:ascii="Times New Roman" w:eastAsia="Times New Roman" w:hAnsi="Times New Roman" w:cs="Times New Roman"/>
+          <w:b w:val="0"/>
+          <w:bCs w:val="0"/>
+          <w:i w:val="0"/>
+          <w:iCs w:val="0"/>
+          <w:sz w:val="18"/>
+          <w:szCs w:val="18"/>
+        </w:rPr>
+        <w:t xml:space="preserve">Engineered </w:t>
+      </w:r>
+      <w:proofErr w:type="spellStart"/>
+      <w:r>
+        <w:rPr>
+          <w:rFonts w:ascii="Times New Roman" w:eastAsia="Times New Roman" w:hAnsi="Times New Roman" w:cs="Times New Roman"/>
+          <w:b w:val="0"/>
+          <w:bCs w:val="0"/>
+          <w:i w:val="0"/>
+          <w:iCs w:val="0"/>
+          <w:sz w:val="18"/>
+          <w:szCs w:val="18"/>
+        </w:rPr>
+        <w:t>Docwise’s</w:t>
+      </w:r>
+      <w:proofErr w:type="spellEnd"/>
+      <w:r>
+        <w:rPr>
+          <w:rFonts w:ascii="Times New Roman" w:eastAsia="Times New Roman" w:hAnsi="Times New Roman" w:cs="Times New Roman"/>
+          <w:b w:val="0"/>
+          <w:bCs w:val="0"/>
+          <w:i w:val="0"/>
+          <w:iCs w:val="0"/>
+          <w:sz w:val="18"/>
+          <w:szCs w:val="18"/>
+        </w:rPr>
+        <w:t xml:space="preserve"> AI-powered PDF Q&amp;A system using Google Gemini, enabling high-accuracy (95%+) document querying and reducing manual search time by 40%.</w:t>
+      </w:r>
+    </w:p>
+    <w:p>
+      <w:pPr>
+        <w:pStyle w:val="Heading1"/>
+        <w:numPr>
+          <w:ilvl w:val="0"/>
+          <w:numId w:val="8"/>
+        </w:numPr>
+        <w:tabs>
+          <w:tab w:val="clear" w:pos="720"/>
+          <w:tab w:val="num" w:pos="284"/>
+        </w:tabs>
+        <w:spacing w:before="46"/>
+        <w:ind w:left="284" w:hanging="142"/>
+        <w:rPr>
+          <w:rFonts w:ascii="Times New Roman" w:eastAsia="Times New Roman" w:hAnsi="Times New Roman" w:cs="Times New Roman"/>
+          <w:b w:val="0"/>
+          <w:bCs w:val="0"/>
+          <w:i w:val="0"/>
+          <w:iCs w:val="0"/>
+          <w:sz w:val="18"/>
+          <w:szCs w:val="18"/>
+        </w:rPr>
+      </w:pPr>
+      <w:r>
+        <w:rPr>
+          <w:rFonts w:ascii="Times New Roman" w:eastAsia="Times New Roman" w:hAnsi="Times New Roman" w:cs="Times New Roman"/>
+          <w:b w:val="0"/>
+          <w:bCs w:val="0"/>
+          <w:i w:val="0"/>
+          <w:iCs w:val="0"/>
+          <w:sz w:val="18"/>
+          <w:szCs w:val="18"/>
+        </w:rPr>
+        <w:t xml:space="preserve">Implemented TF-IDF </w:t>
+      </w:r>
+      <w:proofErr w:type="spellStart"/>
+      <w:r>
+        <w:rPr>
+          <w:rFonts w:ascii="Times New Roman" w:eastAsia="Times New Roman" w:hAnsi="Times New Roman" w:cs="Times New Roman"/>
+          <w:b w:val="0"/>
+          <w:bCs w:val="0"/>
+          <w:i w:val="0"/>
+          <w:iCs w:val="0"/>
+          <w:sz w:val="18"/>
+          <w:szCs w:val="18"/>
+        </w:rPr>
+        <w:t>vectorisation</w:t>
+      </w:r>
+      <w:proofErr w:type="spellEnd"/>
+      <w:r>
+        <w:rPr>
+          <w:rFonts w:ascii="Times New Roman" w:eastAsia="Times New Roman" w:hAnsi="Times New Roman" w:cs="Times New Roman"/>
+          <w:b w:val="0"/>
+          <w:bCs w:val="0"/>
+          <w:i w:val="0"/>
+          <w:iCs w:val="0"/>
+          <w:sz w:val="18"/>
+          <w:szCs w:val="18"/>
+        </w:rPr>
+        <w:t>, chunking, and real-time processing pipelines for PDFs exceeding 200+ pages, improving system scalability and responsiveness.</w:t>
       </w:r>
     </w:p>
     <w:p>
@@ -1912,7 +1989,7 @@
         </w:rPr>
         <w:t>|</w:t>
       </w:r>
-      <w:hyperlink r:id="rId13" w:history="1">
+      <w:hyperlink r:id="rId14" w:history="1">
         <w:r>
           <w:rPr>
             <w:rStyle w:val="Hyperlink"/>
@@ -2021,7 +2098,7 @@
         </w:rPr>
         <w:t>|</w:t>
       </w:r>
-      <w:hyperlink r:id="rId14" w:history="1">
+      <w:hyperlink r:id="rId15" w:history="1">
         <w:r>
           <w:rPr>
             <w:rStyle w:val="Hyperlink"/>
@@ -2075,7 +2152,39 @@
           <w:sz w:val="18"/>
           <w:szCs w:val="18"/>
         </w:rPr>
-        <w:t>Performed customer churn analysis using Python (Pandas, NumPy), built and optimized a Random Forest model achieving 50% recall, and delivered data-driven business recommendations through visualizations and executive reporting.</w:t>
+        <w:t xml:space="preserve">Performed customer churn analysis using Python (Pandas, NumPy), built and </w:t>
+      </w:r>
+      <w:proofErr w:type="spellStart"/>
+      <w:r>
+        <w:rPr>
+          <w:sz w:val="18"/>
+          <w:szCs w:val="18"/>
+        </w:rPr>
+        <w:t>optimised</w:t>
+      </w:r>
+      <w:proofErr w:type="spellEnd"/>
+      <w:r>
+        <w:rPr>
+          <w:sz w:val="18"/>
+          <w:szCs w:val="18"/>
+        </w:rPr>
+        <w:t xml:space="preserve"> a Random Forest model achieving 50% recall, and delivered data-driven business recommendations through </w:t>
+      </w:r>
+      <w:proofErr w:type="spellStart"/>
+      <w:r>
+        <w:rPr>
+          <w:sz w:val="18"/>
+          <w:szCs w:val="18"/>
+        </w:rPr>
+        <w:t>visualisations</w:t>
+      </w:r>
+      <w:proofErr w:type="spellEnd"/>
+      <w:r>
+        <w:rPr>
+          <w:sz w:val="18"/>
+          <w:szCs w:val="18"/>
+        </w:rPr>
+        <w:t xml:space="preserve"> and executive reporting.</w:t>
       </w:r>
     </w:p>
     <w:p>
@@ -2121,7 +2230,7 @@
         </w:rPr>
         <w:t>|</w:t>
       </w:r>
-      <w:hyperlink r:id="rId15" w:history="1">
+      <w:hyperlink r:id="rId16" w:history="1">
         <w:r>
           <w:rPr>
             <w:rStyle w:val="Hyperlink"/>
@@ -2212,7 +2321,7 @@
         </w:rPr>
         <w:t xml:space="preserve"> |</w:t>
       </w:r>
-      <w:hyperlink r:id="rId16" w:history="1">
+      <w:hyperlink r:id="rId17" w:history="1">
         <w:r>
           <w:rPr>
             <w:rStyle w:val="Hyperlink"/>

--- a/assets/resume.docx
+++ b/assets/resume.docx
@@ -757,43 +757,6 @@
         </w:rPr>
         <w:t>, Tableau</w:t>
       </w:r>
-      <w:r>
-        <w:rPr>
-          <w:b/>
-          <w:noProof/>
-          <w:sz w:val="18"/>
-          <w:szCs w:val="18"/>
-        </w:rPr>
-        <w:br/>
-      </w:r>
-      <w:r>
-        <w:rPr>
-          <w:b/>
-          <w:bCs/>
-          <w:noProof/>
-          <w:sz w:val="18"/>
-          <w:szCs w:val="18"/>
-        </w:rPr>
-        <w:t>Soft Skills:</w:t>
-      </w:r>
-      <w:r>
-        <w:rPr>
-          <w:b/>
-          <w:noProof/>
-          <w:sz w:val="18"/>
-          <w:szCs w:val="18"/>
-        </w:rPr>
-        <w:t xml:space="preserve"> </w:t>
-      </w:r>
-      <w:r>
-        <w:rPr>
-          <w:bCs/>
-          <w:noProof/>
-          <w:sz w:val="18"/>
-          <w:szCs w:val="18"/>
-        </w:rPr>
-        <w:t>Problem-Solving, Analytical Thinking, Team Collaboration, Adaptability, Strong Communication</w:t>
-      </w:r>
     </w:p>
     <w:p>
       <w:pPr>
@@ -1015,28 +978,244 @@
           <w:tab w:val="num" w:pos="284"/>
         </w:tabs>
         <w:spacing w:before="46"/>
-        <w:ind w:left="284" w:hanging="142"/>
-        <w:rPr>
-          <w:rFonts w:ascii="Times New Roman" w:eastAsia="Times New Roman" w:hAnsi="Times New Roman" w:cs="Times New Roman"/>
-          <w:b w:val="0"/>
-          <w:bCs w:val="0"/>
-          <w:i w:val="0"/>
-          <w:iCs w:val="0"/>
-          <w:sz w:val="18"/>
-          <w:szCs w:val="18"/>
-        </w:rPr>
-      </w:pPr>
-      <w:r>
-        <w:rPr>
-          <w:rFonts w:ascii="Times New Roman" w:eastAsia="Times New Roman" w:hAnsi="Times New Roman" w:cs="Times New Roman"/>
-          <w:b w:val="0"/>
-          <w:bCs w:val="0"/>
-          <w:i w:val="0"/>
-          <w:iCs w:val="0"/>
-          <w:sz w:val="18"/>
-          <w:szCs w:val="18"/>
-        </w:rPr>
-        <w:t xml:space="preserve">Developed a full-stack expense management platform that automates receipt processing using EasyOCR, OpenCV, and NLP-based parsing, extracting key fields such as merchant, amount, date, and category from diverse receipt formats with confidence scoring and manual correction support. </w:t>
+        <w:ind w:left="284" w:right="24" w:hanging="142"/>
+        <w:rPr>
+          <w:rFonts w:ascii="Times New Roman" w:eastAsia="Times New Roman" w:hAnsi="Times New Roman" w:cs="Times New Roman"/>
+          <w:b w:val="0"/>
+          <w:bCs w:val="0"/>
+          <w:i w:val="0"/>
+          <w:iCs w:val="0"/>
+          <w:sz w:val="18"/>
+          <w:szCs w:val="18"/>
+        </w:rPr>
+      </w:pPr>
+      <w:r>
+        <w:rPr>
+          <w:rFonts w:ascii="Times New Roman" w:eastAsia="Times New Roman" w:hAnsi="Times New Roman" w:cs="Times New Roman"/>
+          <w:b w:val="0"/>
+          <w:bCs w:val="0"/>
+          <w:i w:val="0"/>
+          <w:iCs w:val="0"/>
+          <w:sz w:val="18"/>
+          <w:szCs w:val="18"/>
+        </w:rPr>
+        <w:t>Designed and implemented a comprehensive </w:t>
+      </w:r>
+      <w:r>
+        <w:rPr>
+          <w:rFonts w:ascii="Times New Roman" w:eastAsia="Times New Roman" w:hAnsi="Times New Roman" w:cs="Times New Roman"/>
+          <w:b w:val="0"/>
+          <w:bCs w:val="0"/>
+          <w:i w:val="0"/>
+          <w:iCs w:val="0"/>
+          <w:sz w:val="18"/>
+          <w:szCs w:val="18"/>
+        </w:rPr>
+        <w:t xml:space="preserve">full-stack </w:t>
+      </w:r>
+      <w:r>
+        <w:rPr>
+          <w:rFonts w:ascii="Times New Roman" w:eastAsia="Times New Roman" w:hAnsi="Times New Roman" w:cs="Times New Roman"/>
+          <w:b w:val="0"/>
+          <w:bCs w:val="0"/>
+          <w:i w:val="0"/>
+          <w:iCs w:val="0"/>
+          <w:sz w:val="18"/>
+          <w:szCs w:val="18"/>
+        </w:rPr>
+        <w:t>expense</w:t>
+      </w:r>
+      <w:r>
+        <w:rPr>
+          <w:rFonts w:ascii="Times New Roman" w:eastAsia="Times New Roman" w:hAnsi="Times New Roman" w:cs="Times New Roman"/>
+          <w:b w:val="0"/>
+          <w:bCs w:val="0"/>
+          <w:i w:val="0"/>
+          <w:iCs w:val="0"/>
+          <w:sz w:val="18"/>
+          <w:szCs w:val="18"/>
+        </w:rPr>
+        <w:t xml:space="preserve"> </w:t>
+      </w:r>
+      <w:r>
+        <w:rPr>
+          <w:rFonts w:ascii="Times New Roman" w:eastAsia="Times New Roman" w:hAnsi="Times New Roman" w:cs="Times New Roman"/>
+          <w:b w:val="0"/>
+          <w:bCs w:val="0"/>
+          <w:i w:val="0"/>
+          <w:iCs w:val="0"/>
+          <w:sz w:val="18"/>
+          <w:szCs w:val="18"/>
+        </w:rPr>
+        <w:t>management</w:t>
+      </w:r>
+      <w:r>
+        <w:rPr>
+          <w:rFonts w:ascii="Times New Roman" w:eastAsia="Times New Roman" w:hAnsi="Times New Roman" w:cs="Times New Roman"/>
+          <w:b w:val="0"/>
+          <w:bCs w:val="0"/>
+          <w:i w:val="0"/>
+          <w:iCs w:val="0"/>
+          <w:sz w:val="18"/>
+          <w:szCs w:val="18"/>
+        </w:rPr>
+        <w:t xml:space="preserve"> </w:t>
+      </w:r>
+      <w:r>
+        <w:rPr>
+          <w:rFonts w:ascii="Times New Roman" w:eastAsia="Times New Roman" w:hAnsi="Times New Roman" w:cs="Times New Roman"/>
+          <w:b w:val="0"/>
+          <w:bCs w:val="0"/>
+          <w:i w:val="0"/>
+          <w:iCs w:val="0"/>
+          <w:sz w:val="18"/>
+          <w:szCs w:val="18"/>
+        </w:rPr>
+        <w:t>platform</w:t>
+      </w:r>
+      <w:r>
+        <w:rPr>
+          <w:rFonts w:ascii="Times New Roman" w:eastAsia="Times New Roman" w:hAnsi="Times New Roman" w:cs="Times New Roman"/>
+          <w:b w:val="0"/>
+          <w:bCs w:val="0"/>
+          <w:i w:val="0"/>
+          <w:iCs w:val="0"/>
+          <w:sz w:val="18"/>
+          <w:szCs w:val="18"/>
+        </w:rPr>
+        <w:t xml:space="preserve"> </w:t>
+      </w:r>
+      <w:r>
+        <w:rPr>
+          <w:rFonts w:ascii="Times New Roman" w:eastAsia="Times New Roman" w:hAnsi="Times New Roman" w:cs="Times New Roman"/>
+          <w:b w:val="0"/>
+          <w:bCs w:val="0"/>
+          <w:i w:val="0"/>
+          <w:iCs w:val="0"/>
+          <w:sz w:val="18"/>
+          <w:szCs w:val="18"/>
+        </w:rPr>
+        <w:t>that</w:t>
+      </w:r>
+      <w:r>
+        <w:rPr>
+          <w:rFonts w:ascii="Times New Roman" w:eastAsia="Times New Roman" w:hAnsi="Times New Roman" w:cs="Times New Roman"/>
+          <w:b w:val="0"/>
+          <w:bCs w:val="0"/>
+          <w:i w:val="0"/>
+          <w:iCs w:val="0"/>
+          <w:sz w:val="18"/>
+          <w:szCs w:val="18"/>
+        </w:rPr>
+        <w:t xml:space="preserve"> </w:t>
+      </w:r>
+      <w:r>
+        <w:rPr>
+          <w:rFonts w:ascii="Times New Roman" w:eastAsia="Times New Roman" w:hAnsi="Times New Roman" w:cs="Times New Roman"/>
+          <w:b w:val="0"/>
+          <w:bCs w:val="0"/>
+          <w:i w:val="0"/>
+          <w:iCs w:val="0"/>
+          <w:sz w:val="18"/>
+          <w:szCs w:val="18"/>
+        </w:rPr>
+        <w:t>automates</w:t>
+      </w:r>
+      <w:r>
+        <w:rPr>
+          <w:rFonts w:ascii="Times New Roman" w:eastAsia="Times New Roman" w:hAnsi="Times New Roman" w:cs="Times New Roman"/>
+          <w:b w:val="0"/>
+          <w:bCs w:val="0"/>
+          <w:i w:val="0"/>
+          <w:iCs w:val="0"/>
+          <w:sz w:val="18"/>
+          <w:szCs w:val="18"/>
+        </w:rPr>
+        <w:t xml:space="preserve"> </w:t>
+      </w:r>
+      <w:r>
+        <w:rPr>
+          <w:rFonts w:ascii="Times New Roman" w:eastAsia="Times New Roman" w:hAnsi="Times New Roman" w:cs="Times New Roman"/>
+          <w:b w:val="0"/>
+          <w:bCs w:val="0"/>
+          <w:i w:val="0"/>
+          <w:iCs w:val="0"/>
+          <w:sz w:val="18"/>
+          <w:szCs w:val="18"/>
+        </w:rPr>
+        <w:t>receipt</w:t>
+      </w:r>
+      <w:r>
+        <w:rPr>
+          <w:rFonts w:ascii="Times New Roman" w:eastAsia="Times New Roman" w:hAnsi="Times New Roman" w:cs="Times New Roman"/>
+          <w:b w:val="0"/>
+          <w:bCs w:val="0"/>
+          <w:i w:val="0"/>
+          <w:iCs w:val="0"/>
+          <w:sz w:val="18"/>
+          <w:szCs w:val="18"/>
+        </w:rPr>
+        <w:t xml:space="preserve"> </w:t>
+      </w:r>
+      <w:r>
+        <w:rPr>
+          <w:rFonts w:ascii="Times New Roman" w:eastAsia="Times New Roman" w:hAnsi="Times New Roman" w:cs="Times New Roman"/>
+          <w:b w:val="0"/>
+          <w:bCs w:val="0"/>
+          <w:i w:val="0"/>
+          <w:iCs w:val="0"/>
+          <w:sz w:val="18"/>
+          <w:szCs w:val="18"/>
+        </w:rPr>
+        <w:t>processing;</w:t>
+      </w:r>
+      <w:r>
+        <w:rPr>
+          <w:rFonts w:ascii="Times New Roman" w:eastAsia="Times New Roman" w:hAnsi="Times New Roman" w:cs="Times New Roman"/>
+          <w:b w:val="0"/>
+          <w:bCs w:val="0"/>
+          <w:i w:val="0"/>
+          <w:iCs w:val="0"/>
+          <w:sz w:val="18"/>
+          <w:szCs w:val="18"/>
+        </w:rPr>
+        <w:t xml:space="preserve"> </w:t>
+      </w:r>
+      <w:r>
+        <w:rPr>
+          <w:rFonts w:ascii="Times New Roman" w:eastAsia="Times New Roman" w:hAnsi="Times New Roman" w:cs="Times New Roman"/>
+          <w:b w:val="0"/>
+          <w:bCs w:val="0"/>
+          <w:i w:val="0"/>
+          <w:iCs w:val="0"/>
+          <w:sz w:val="18"/>
+          <w:szCs w:val="18"/>
+        </w:rPr>
+        <w:t>enhanced</w:t>
+      </w:r>
+      <w:r>
+        <w:rPr>
+          <w:rFonts w:ascii="Times New Roman" w:eastAsia="Times New Roman" w:hAnsi="Times New Roman" w:cs="Times New Roman"/>
+          <w:b w:val="0"/>
+          <w:bCs w:val="0"/>
+          <w:i w:val="0"/>
+          <w:iCs w:val="0"/>
+          <w:sz w:val="18"/>
+          <w:szCs w:val="18"/>
+        </w:rPr>
+        <w:t xml:space="preserve"> </w:t>
+      </w:r>
+      <w:r>
+        <w:rPr>
+          <w:rFonts w:ascii="Times New Roman" w:eastAsia="Times New Roman" w:hAnsi="Times New Roman" w:cs="Times New Roman"/>
+          <w:b w:val="0"/>
+          <w:bCs w:val="0"/>
+          <w:i w:val="0"/>
+          <w:iCs w:val="0"/>
+          <w:sz w:val="18"/>
+          <w:szCs w:val="18"/>
+        </w:rPr>
+        <w:t xml:space="preserve">processing time by 40% while ensuring accuracy through EasyOCR, OpenCV, and advanced NLP-based parsing techniques. </w:t>
       </w:r>
     </w:p>
     <w:p>
@@ -1072,7 +1251,19 @@
           <w:sz w:val="18"/>
           <w:szCs w:val="18"/>
         </w:rPr>
-        <w:t xml:space="preserve">Built and deployed a scalable application using </w:t>
+        <w:t>Implemented</w:t>
+      </w:r>
+      <w:r>
+        <w:rPr>
+          <w:rFonts w:ascii="Times New Roman" w:eastAsia="Times New Roman" w:hAnsi="Times New Roman" w:cs="Times New Roman"/>
+          <w:b w:val="0"/>
+          <w:bCs w:val="0"/>
+          <w:i w:val="0"/>
+          <w:iCs w:val="0"/>
+          <w:sz w:val="18"/>
+          <w:szCs w:val="18"/>
+        </w:rPr>
+        <w:t xml:space="preserve"> and deployed a scalable application using </w:t>
       </w:r>
       <w:proofErr w:type="spellStart"/>
       <w:r>
@@ -1466,7 +1657,19 @@
           <w:sz w:val="18"/>
           <w:szCs w:val="18"/>
         </w:rPr>
-        <w:t>Built an end-to-end Customer Lifetime Value (CLV) engine using BG/NBD and Gamma-Gamma probabilistic models on 1M+ retail transactions, forecasting 12-month CLV for 4,000+ customers with churn-risk scoring and value-based segmentation.</w:t>
+        <w:t>Developed</w:t>
+      </w:r>
+      <w:r>
+        <w:rPr>
+          <w:rFonts w:ascii="Times New Roman" w:eastAsia="Times New Roman" w:hAnsi="Times New Roman" w:cs="Times New Roman"/>
+          <w:b w:val="0"/>
+          <w:bCs w:val="0"/>
+          <w:i w:val="0"/>
+          <w:iCs w:val="0"/>
+          <w:sz w:val="18"/>
+          <w:szCs w:val="18"/>
+        </w:rPr>
+        <w:t xml:space="preserve"> an end-to-end Customer Lifetime Value (CLV) engine using BG/NBD and Gamma-Gamma probabilistic models on 1M+ retail transactions, forecasting 12-month CLV for 4,000+ customers with churn-risk scoring and value-based segmentation.</w:t>
       </w:r>
     </w:p>
     <w:p>
@@ -4474,7 +4677,6 @@
   <w:style w:type="character" w:default="1" w:styleId="DefaultParagraphFont">
     <w:name w:val="Default Paragraph Font"/>
     <w:uiPriority w:val="1"/>
-    <w:semiHidden/>
     <w:unhideWhenUsed/>
   </w:style>
   <w:style w:type="table" w:default="1" w:styleId="TableNormal">
